--- a/lessons/9-2/downloads/9-2-notes-l3.docx
+++ b/lessons/9-2/downloads/9-2-notes-l3.docx
@@ -1387,47 +1387,6 @@
         <w:t xml:space="preserve">Write About the Math</w:t>
       </w:r>
     </w:p>
-    <w:p>
-      <w:pPr>
-        <w:spacing w:after="100"/>
-      </w:pPr>
-      <w:r>
-        <w:rPr>
-          <w:i/>
-          <w:iCs/>
-          <w:color w:val="5F6F80"/>
-          <w:sz w:val="19"/>
-          <w:szCs w:val="19"/>
-        </w:rPr>
-        <w:t xml:space="preserve">Use the support level you need. Every level answers the same math question.</w:t>
-      </w:r>
-    </w:p>
-    <w:p>
-      <w:pPr>
-        <w:pStyle w:val="Heading2"/>
-        <w:spacing w:after="80" w:before="180"/>
-      </w:pPr>
-      <w:r>
-        <w:rPr>
-          <w:b/>
-          <w:bCs/>
-          <w:color w:val="12355B"/>
-          <w:sz w:val="24"/>
-          <w:szCs w:val="24"/>
-        </w:rPr>
-        <w:t xml:space="preserve">1. Understand the Question</w:t>
-      </w:r>
-      <w:r>
-        <w:rPr>
-          <w:i/>
-          <w:iCs/>
-          <w:color w:val="B97A12"/>
-          <w:sz w:val="19"/>
-          <w:szCs w:val="19"/>
-        </w:rPr>
-        <w:t xml:space="preserve">   explain</w:t>
-      </w:r>
-    </w:p>
     <w:tbl>
       <w:tblPr>
         <w:tblW w:type="pct" w:w="100%"/>
@@ -1466,38 +1425,16 @@
               </w:rPr>
               <w:t xml:space="preserve">What observations can you make about the data using the graph?</w:t>
             </w:r>
-          </w:p>
-          <w:p>
-            <w:pPr>
-              <w:spacing w:after="0"/>
-            </w:pPr>
-            <w:r>
-              <w:rPr>
-                <w:b/>
-                <w:bCs/>
-                <w:color w:val="12355B"/>
-                <w:sz w:val="20"/>
-                <w:szCs w:val="20"/>
-              </w:rPr>
-              <w:t xml:space="preserve">Your job:  </w:t>
-            </w:r>
-            <w:r>
-              <w:rPr>
-                <w:sz w:val="20"/>
-                <w:szCs w:val="20"/>
-              </w:rPr>
-              <w:t xml:space="preserve">Answer the question. Use math evidence. Explain how the evidence proves your answer.</w:t>
-            </w:r>
             <w:r>
               <w:rPr>
                 <w:i/>
                 <w:iCs/>
                 <w:color w:val="5F6F80"/>
-                <w:sz w:val="18"/>
-                <w:szCs w:val="18"/>
+                <w:sz w:val="19"/>
+                <w:szCs w:val="19"/>
               </w:rPr>
               <w:br/>
-              <w:t xml:space="preserve">Responde la pregunta. Usa evidencia matemática. Explica cómo la evidencia demuestra tu respuesta.</w:t>
+              <w:t xml:space="preserve">¿Qué observaciones puedes hacer sobre los datos usando la gráfica?</w:t>
             </w:r>
           </w:p>
         </w:tc>
@@ -1505,33 +1442,22 @@
     </w:tbl>
     <w:p>
       <w:pPr>
-        <w:pStyle w:val="Heading2"/>
-        <w:spacing w:after="80" w:before="180"/>
-      </w:pPr>
-      <w:r>
-        <w:rPr>
-          <w:b/>
-          <w:bCs/>
-          <w:color w:val="12355B"/>
-          <w:sz w:val="24"/>
-          <w:szCs w:val="24"/>
-        </w:rPr>
-        <w:t xml:space="preserve">2. Plan Your Math Words</w:t>
-      </w:r>
+        <w:spacing w:after="100"/>
+      </w:pPr>
       <w:r>
         <w:rPr>
           <w:i/>
           <w:iCs/>
-          <w:color w:val="1FA6A2"/>
+          <w:color w:val="5F6F80"/>
           <w:sz w:val="19"/>
           <w:szCs w:val="19"/>
         </w:rPr>
-        <w:t xml:space="preserve">   check at least two</w:t>
-      </w:r>
-    </w:p>
-    <w:p>
-      <w:pPr>
-        <w:spacing w:after="60"/>
+        <w:t xml:space="preserve">Say your answer to a partner first. Then write it, using at least two of these words:</w:t>
+      </w:r>
+    </w:p>
+    <w:p>
+      <w:pPr>
+        <w:spacing w:after="40"/>
       </w:pPr>
       <w:r>
         <w:rPr>
@@ -1551,14 +1477,7 @@
           <w:sz w:val="20"/>
           <w:szCs w:val="20"/>
         </w:rPr>
-        <w:t xml:space="preserve">graph — </w:t>
-      </w:r>
-      <w:r>
-        <w:rPr>
-          <w:sz w:val="20"/>
-          <w:szCs w:val="20"/>
-        </w:rPr>
-        <w:t xml:space="preserve">A picture on a coordinate plane that shows how two quantities are related.</w:t>
+        <w:t xml:space="preserve">graph</w:t>
       </w:r>
       <w:r>
         <w:rPr>
@@ -1568,13 +1487,12 @@
           <w:sz w:val="18"/>
           <w:szCs w:val="18"/>
         </w:rPr>
-        <w:br/>
-        <w:t xml:space="preserve">gráfica — Un dibujo en un plano de coordenadas que muestra cómo se relacionan dos cantidades.</w:t>
-      </w:r>
-    </w:p>
-    <w:p>
-      <w:pPr>
-        <w:spacing w:after="60"/>
+        <w:t xml:space="preserve">  ·  gráfica</w:t>
+      </w:r>
+    </w:p>
+    <w:p>
+      <w:pPr>
+        <w:spacing w:after="40"/>
       </w:pPr>
       <w:r>
         <w:rPr>
@@ -1594,14 +1512,7 @@
           <w:sz w:val="20"/>
           <w:szCs w:val="20"/>
         </w:rPr>
-        <w:t xml:space="preserve">table of values — </w:t>
-      </w:r>
-      <w:r>
-        <w:rPr>
-          <w:sz w:val="20"/>
-          <w:szCs w:val="20"/>
-        </w:rPr>
-        <w:t xml:space="preserve">A list of matched pairs of values that shows a relationship using numbers.</w:t>
+        <w:t xml:space="preserve">table of values</w:t>
       </w:r>
       <w:r>
         <w:rPr>
@@ -1611,13 +1522,12 @@
           <w:sz w:val="18"/>
           <w:szCs w:val="18"/>
         </w:rPr>
-        <w:br/>
-        <w:t xml:space="preserve">tabla de valores — Una lista de pares de valores que muestra una relación usando números.</w:t>
-      </w:r>
-    </w:p>
-    <w:p>
-      <w:pPr>
-        <w:spacing w:after="60"/>
+        <w:t xml:space="preserve">  ·  tabla de valores</w:t>
+      </w:r>
+    </w:p>
+    <w:p>
+      <w:pPr>
+        <w:spacing w:after="40"/>
       </w:pPr>
       <w:r>
         <w:rPr>
@@ -1637,14 +1547,7 @@
           <w:sz w:val="20"/>
           <w:szCs w:val="20"/>
         </w:rPr>
-        <w:t xml:space="preserve">ordered pair — </w:t>
-      </w:r>
-      <w:r>
-        <w:rPr>
-          <w:sz w:val="20"/>
-          <w:szCs w:val="20"/>
-        </w:rPr>
-        <w:t xml:space="preserve">Two numbers written as (x, y) that name one point on a graph. The independent variable comes first.</w:t>
+        <w:t xml:space="preserve">ordered pair</w:t>
       </w:r>
       <w:r>
         <w:rPr>
@@ -1654,13 +1557,12 @@
           <w:sz w:val="18"/>
           <w:szCs w:val="18"/>
         </w:rPr>
-        <w:br/>
-        <w:t xml:space="preserve">par ordenado — Dos números escritos como (x, y) que nombran un punto en la gráfica. La variable independiente va primero.</w:t>
-      </w:r>
-    </w:p>
-    <w:p>
-      <w:pPr>
-        <w:spacing w:after="60"/>
+        <w:t xml:space="preserve">  ·  par ordenado</w:t>
+      </w:r>
+    </w:p>
+    <w:p>
+      <w:pPr>
+        <w:spacing w:after="40"/>
       </w:pPr>
       <w:r>
         <w:rPr>
@@ -1680,14 +1582,7 @@
           <w:sz w:val="20"/>
           <w:szCs w:val="20"/>
         </w:rPr>
-        <w:t xml:space="preserve">axis — </w:t>
-      </w:r>
-      <w:r>
-        <w:rPr>
-          <w:sz w:val="20"/>
-          <w:szCs w:val="20"/>
-        </w:rPr>
-        <w:t xml:space="preserve">One of the two number lines that frame a graph. Each axis is labeled with a quantity from the problem.</w:t>
+        <w:t xml:space="preserve">axis</w:t>
       </w:r>
       <w:r>
         <w:rPr>
@@ -1697,13 +1592,12 @@
           <w:sz w:val="18"/>
           <w:szCs w:val="18"/>
         </w:rPr>
-        <w:br/>
-        <w:t xml:space="preserve">eje — Una de las dos rectas numéricas que enmarcan una gráfica. Cada eje se rotula con una cantidad del problema.</w:t>
-      </w:r>
-    </w:p>
-    <w:p>
-      <w:pPr>
-        <w:spacing w:after="60"/>
+        <w:t xml:space="preserve">  ·  eje</w:t>
+      </w:r>
+    </w:p>
+    <w:p>
+      <w:pPr>
+        <w:spacing w:after="40"/>
       </w:pPr>
       <w:r>
         <w:rPr>
@@ -1723,14 +1617,7 @@
           <w:sz w:val="20"/>
           <w:szCs w:val="20"/>
         </w:rPr>
-        <w:t xml:space="preserve">coordinates — </w:t>
-      </w:r>
-      <w:r>
-        <w:rPr>
-          <w:sz w:val="20"/>
-          <w:szCs w:val="20"/>
-        </w:rPr>
-        <w:t xml:space="preserve">The numbers in an ordered pair that tell how far to move along each axis to reach a point.</w:t>
+        <w:t xml:space="preserve">coordinates</w:t>
       </w:r>
       <w:r>
         <w:rPr>
@@ -1740,109 +1627,7 @@
           <w:sz w:val="18"/>
           <w:szCs w:val="18"/>
         </w:rPr>
-        <w:br/>
-        <w:t xml:space="preserve">coordenadas — Los números de un par ordenado que indican cuánto avanzar por cada eje para llegar a un punto.</w:t>
-      </w:r>
-    </w:p>
-    <w:tbl>
-      <w:tblPr>
-        <w:tblW w:type="pct" w:w="100%"/>
-        <w:tblBorders>
-          <w:top w:val="single" w:color="1FA6A2" w:sz="8"/>
-          <w:left w:val="single" w:color="1FA6A2" w:sz="8"/>
-          <w:bottom w:val="single" w:color="1FA6A2" w:sz="8"/>
-          <w:right w:val="single" w:color="1FA6A2" w:sz="8"/>
-          <w:insideH w:val="single" w:color="auto" w:sz="4"/>
-          <w:insideV w:val="single" w:color="auto" w:sz="4"/>
-        </w:tblBorders>
-      </w:tblPr>
-      <w:tblGrid>
-        <w:gridCol w:w="100"/>
-      </w:tblGrid>
-      <w:tr>
-        <w:tc>
-          <w:tcPr>
-            <w:shd w:fill="F7FFFD" w:color="auto" w:val="clear"/>
-            <w:tcMar>
-              <w:top w:type="dxa" w:w="120"/>
-              <w:left w:type="dxa" w:w="180"/>
-              <w:bottom w:type="dxa" w:w="120"/>
-              <w:right w:type="dxa" w:w="180"/>
-            </w:tcMar>
-          </w:tcPr>
-          <w:p>
-            <w:pPr>
-              <w:spacing w:after="50"/>
-            </w:pPr>
-            <w:r>
-              <w:rPr>
-                <w:b/>
-                <w:bCs/>
-                <w:color w:val="1FA6A2"/>
-                <w:sz w:val="20"/>
-                <w:szCs w:val="20"/>
-              </w:rPr>
-              <w:t xml:space="preserve">Say it first:  </w:t>
-            </w:r>
-            <w:r>
-              <w:rPr>
-                <w:sz w:val="20"/>
-                <w:szCs w:val="20"/>
-              </w:rPr>
-              <w:t xml:space="preserve">Say your idea to a partner or quietly to yourself before you write.</w:t>
-            </w:r>
-          </w:p>
-          <w:p>
-            <w:pPr>
-              <w:spacing w:after="60"/>
-            </w:pPr>
-            <w:r>
-              <w:rPr>
-                <w:color w:val="1A2733"/>
-                <w:sz w:val="21"/>
-                <w:szCs w:val="21"/>
-              </w:rPr>
-              <w:t xml:space="preserve">___ is the independent variable, while ___ is the dependent variable. As the years go by, the interest earned ___, because each year adds $___ to the total.</w:t>
-            </w:r>
-            <w:r>
-              <w:rPr>
-                <w:i/>
-                <w:iCs/>
-                <w:color w:val="5F6F80"/>
-                <w:sz w:val="19"/>
-                <w:szCs w:val="19"/>
-              </w:rPr>
-              <w:br/>
-              <w:t xml:space="preserve">Di tu respuesta primero: Mi respuesta es ___ porque ___.</w:t>
-            </w:r>
-          </w:p>
-        </w:tc>
-      </w:tr>
-    </w:tbl>
-    <w:p>
-      <w:pPr>
-        <w:pStyle w:val="Heading2"/>
-        <w:spacing w:after="80" w:before="180"/>
-      </w:pPr>
-      <w:r>
-        <w:rPr>
-          <w:b/>
-          <w:bCs/>
-          <w:color w:val="12355B"/>
-          <w:sz w:val="24"/>
-          <w:szCs w:val="24"/>
-        </w:rPr>
-        <w:t xml:space="preserve">3. Build Your Explanation</w:t>
-      </w:r>
-      <w:r>
-        <w:rPr>
-          <w:i/>
-          <w:iCs/>
-          <w:color w:val="B97A12"/>
-          <w:sz w:val="19"/>
-          <w:szCs w:val="19"/>
-        </w:rPr>
-        <w:t xml:space="preserve">   choose your support</w:t>
+        <w:t xml:space="preserve">  ·  coordenadas</w:t>
       </w:r>
     </w:p>
     <w:tbl>
@@ -1873,21 +1658,6 @@
           </w:tcPr>
           <w:p>
             <w:pPr>
-              <w:spacing w:after="50"/>
-            </w:pPr>
-            <w:r>
-              <w:rPr>
-                <w:i/>
-                <w:iCs/>
-                <w:color w:val="5F6F80"/>
-                <w:sz w:val="19"/>
-                <w:szCs w:val="19"/>
-              </w:rPr>
-              <w:t xml:space="preserve">This model shows the parts of an explanation. It does not answer your writing question.</w:t>
-            </w:r>
-          </w:p>
-          <w:p>
-            <w:pPr>
               <w:spacing w:after="80"/>
             </w:pPr>
             <w:r>
@@ -1898,58 +1668,14 @@
                 <w:sz w:val="19"/>
                 <w:szCs w:val="19"/>
               </w:rPr>
-              <w:t xml:space="preserve">Claim:  </w:t>
+              <w:t xml:space="preserve">Model:  </w:t>
             </w:r>
             <w:r>
               <w:rPr>
                 <w:sz w:val="19"/>
                 <w:szCs w:val="19"/>
               </w:rPr>
-              <w:t xml:space="preserve">The number of tickets is the independent variable, and the independent variable always comes first in an ordered pair, so the point is (3, 135), not (135, 3).</w:t>
-            </w:r>
-          </w:p>
-          <w:p>
-            <w:pPr>
-              <w:spacing w:after="80"/>
-            </w:pPr>
-            <w:r>
-              <w:rPr>
-                <w:b/>
-                <w:bCs/>
-                <w:color w:val="12355B"/>
-                <w:sz w:val="19"/>
-                <w:szCs w:val="19"/>
-              </w:rPr>
-              <w:t xml:space="preserve">Evidence:  </w:t>
-            </w:r>
-            <w:r>
-              <w:rPr>
-                <w:sz w:val="19"/>
-                <w:szCs w:val="19"/>
-              </w:rPr>
-              <w:t xml:space="preserve">A strong answer names tickets as independent and explains that independent always goes first, then checks the arithmetic (3 × 45 = 135). A weak answer just says 'because that's the order' without connecting it to independent/dependent.</w:t>
-            </w:r>
-          </w:p>
-          <w:p>
-            <w:pPr>
-              <w:spacing w:after="80"/>
-            </w:pPr>
-            <w:r>
-              <w:rPr>
-                <w:b/>
-                <w:bCs/>
-                <w:color w:val="12355B"/>
-                <w:sz w:val="19"/>
-                <w:szCs w:val="19"/>
-              </w:rPr>
-              <w:t xml:space="preserve">Reasoning:  </w:t>
-            </w:r>
-            <w:r>
-              <w:rPr>
-                <w:sz w:val="19"/>
-                <w:szCs w:val="19"/>
-              </w:rPr>
-              <w:t xml:space="preserve">This evidence connects the definition of graph to the mathematical claim.</w:t>
+              <w:t xml:space="preserve">The number of tickets is the independent variable, and the independent variable always comes first in an ordered pair, so the point is (3, 135), not (135, 3). — A strong answer names tickets as independent and explains that independent always goes first, then checks the arithmetic (3 × 45 = 135). A weak answer just says 'because that's the order' without connecting it to independent/dependent.</w:t>
             </w:r>
           </w:p>
         </w:tc>
@@ -2028,7 +1754,7 @@
           <w:sz w:val="21"/>
           <w:szCs w:val="21"/>
         </w:rPr>
-        <w:t xml:space="preserve">My answer is ___.</w:t>
+        <w:t xml:space="preserve">My answer is ___ because ___.</w:t>
       </w:r>
       <w:r>
         <w:rPr>
@@ -2039,7 +1765,7 @@
           <w:szCs w:val="19"/>
         </w:rPr>
         <w:br/>
-        <w:t xml:space="preserve">Mi respuesta es ___.</w:t>
+        <w:t xml:space="preserve">Mi respuesta es ___ porque ___.</w:t>
       </w:r>
     </w:p>
     <w:tbl>
@@ -2179,7 +1905,7 @@
           <w:sz w:val="21"/>
           <w:szCs w:val="21"/>
         </w:rPr>
-        <w:t xml:space="preserve">I know because ___.</w:t>
+        <w:t xml:space="preserve">My evidence is ___, so ___.</w:t>
       </w:r>
       <w:r>
         <w:rPr>
@@ -2190,31 +1916,7 @@
           <w:szCs w:val="19"/>
         </w:rPr>
         <w:br/>
-        <w:t xml:space="preserve">Lo sé porque ___.</w:t>
-      </w:r>
-    </w:p>
-    <w:p>
-      <w:pPr>
-        <w:spacing w:after="60"/>
-      </w:pPr>
-      <w:r>
-        <w:rPr>
-          <w:color w:val="1A2733"/>
-          <w:sz w:val="21"/>
-          <w:szCs w:val="21"/>
-        </w:rPr>
-        <w:t xml:space="preserve">So ___.</w:t>
-      </w:r>
-      <w:r>
-        <w:rPr>
-          <w:i/>
-          <w:iCs/>
-          <w:color w:val="5F6F80"/>
-          <w:sz w:val="19"/>
-          <w:szCs w:val="19"/>
-        </w:rPr>
-        <w:br/>
-        <w:t xml:space="preserve">Entonces ___.</w:t>
+        <w:t xml:space="preserve">Mi evidencia es ___, entonces ___.</w:t>
       </w:r>
     </w:p>
     <w:tbl>
@@ -2320,78 +2022,6 @@
         <w:t xml:space="preserve">Escribe una afirmación, da evidencia matemática y explica tu razonamiento.</w:t>
       </w:r>
     </w:p>
-    <w:p>
-      <w:pPr>
-        <w:spacing w:after="60"/>
-      </w:pPr>
-      <w:r>
-        <w:rPr>
-          <w:color w:val="1A2733"/>
-          <w:sz w:val="21"/>
-          <w:szCs w:val="21"/>
-        </w:rPr>
-        <w:t xml:space="preserve">My claim is ___.</w:t>
-      </w:r>
-      <w:r>
-        <w:rPr>
-          <w:i/>
-          <w:iCs/>
-          <w:color w:val="5F6F80"/>
-          <w:sz w:val="19"/>
-          <w:szCs w:val="19"/>
-        </w:rPr>
-        <w:br/>
-        <w:t xml:space="preserve">Mi afirmación es ___.</w:t>
-      </w:r>
-    </w:p>
-    <w:p>
-      <w:pPr>
-        <w:spacing w:after="60"/>
-      </w:pPr>
-      <w:r>
-        <w:rPr>
-          <w:color w:val="1A2733"/>
-          <w:sz w:val="21"/>
-          <w:szCs w:val="21"/>
-        </w:rPr>
-        <w:t xml:space="preserve">My math evidence is ___.</w:t>
-      </w:r>
-      <w:r>
-        <w:rPr>
-          <w:i/>
-          <w:iCs/>
-          <w:color w:val="5F6F80"/>
-          <w:sz w:val="19"/>
-          <w:szCs w:val="19"/>
-        </w:rPr>
-        <w:br/>
-        <w:t xml:space="preserve">Mi evidencia matemática es ___.</w:t>
-      </w:r>
-    </w:p>
-    <w:p>
-      <w:pPr>
-        <w:spacing w:after="60"/>
-      </w:pPr>
-      <w:r>
-        <w:rPr>
-          <w:color w:val="1A2733"/>
-          <w:sz w:val="21"/>
-          <w:szCs w:val="21"/>
-        </w:rPr>
-        <w:t xml:space="preserve">This proves ___ because ___.</w:t>
-      </w:r>
-      <w:r>
-        <w:rPr>
-          <w:i/>
-          <w:iCs/>
-          <w:color w:val="5F6F80"/>
-          <w:sz w:val="19"/>
-          <w:szCs w:val="19"/>
-        </w:rPr>
-        <w:br/>
-        <w:t xml:space="preserve">Esto demuestra ___ porque ___.</w:t>
-      </w:r>
-    </w:p>
     <w:tbl>
       <w:tblPr>
         <w:tblW w:type="pct" w:w="100%"/>
@@ -2474,7 +2104,7 @@
           <w:sz w:val="24"/>
           <w:szCs w:val="24"/>
         </w:rPr>
-        <w:t xml:space="preserve">4. Check Your Explanation</w:t>
+        <w:t xml:space="preserve">Check Your Explanation</w:t>
       </w:r>
       <w:r>
         <w:rPr>
@@ -2484,7 +2114,7 @@
           <w:sz w:val="19"/>
           <w:szCs w:val="19"/>
         </w:rPr>
-        <w:t xml:space="preserve">   five quick checks</w:t>
+        <w:t xml:space="preserve">   three quick checks</w:t>
       </w:r>
     </w:p>
     <w:p>
@@ -2508,17 +2138,6 @@
         </w:rPr>
         <w:t xml:space="preserve">I answered the question.</w:t>
       </w:r>
-      <w:r>
-        <w:rPr>
-          <w:i/>
-          <w:iCs/>
-          <w:color w:val="5F6F80"/>
-          <w:sz w:val="18"/>
-          <w:szCs w:val="18"/>
-        </w:rPr>
-        <w:br/>
-        <w:t xml:space="preserve">Respondí la pregunta.</w:t>
-      </w:r>
     </w:p>
     <w:p>
       <w:pPr>
@@ -2539,18 +2158,7 @@
           <w:sz w:val="20"/>
           <w:szCs w:val="20"/>
         </w:rPr>
-        <w:t xml:space="preserve">I used math evidence: numbers, an equation, a model, or a comparison.</w:t>
-      </w:r>
-      <w:r>
-        <w:rPr>
-          <w:i/>
-          <w:iCs/>
-          <w:color w:val="5F6F80"/>
-          <w:sz w:val="18"/>
-          <w:szCs w:val="18"/>
-        </w:rPr>
-        <w:br/>
-        <w:t xml:space="preserve">Usé evidencia matemática: números, una ecuación, un modelo o una comparación.</w:t>
+        <w:t xml:space="preserve">I used math evidence: numbers, an equation, or a model.</w:t>
       </w:r>
     </w:p>
     <w:p>
@@ -2572,84 +2180,7 @@
           <w:sz w:val="20"/>
           <w:szCs w:val="20"/>
         </w:rPr>
-        <w:t xml:space="preserve">I explained how the evidence proves my answer.</w:t>
-      </w:r>
-      <w:r>
-        <w:rPr>
-          <w:i/>
-          <w:iCs/>
-          <w:color w:val="5F6F80"/>
-          <w:sz w:val="18"/>
-          <w:szCs w:val="18"/>
-        </w:rPr>
-        <w:br/>
-        <w:t xml:space="preserve">Expliqué cómo la evidencia demuestra mi respuesta.</w:t>
-      </w:r>
-    </w:p>
-    <w:p>
-      <w:pPr>
-        <w:spacing w:after="80"/>
-      </w:pPr>
-      <w:r>
-        <w:rPr>
-          <w:b/>
-          <w:bCs/>
-          <w:color w:val="1FA6A2"/>
-          <w:sz w:val="22"/>
-          <w:szCs w:val="22"/>
-        </w:rPr>
-        <w:t xml:space="preserve">☐  </w:t>
-      </w:r>
-      <w:r>
-        <w:rPr>
-          <w:sz w:val="20"/>
-          <w:szCs w:val="20"/>
-        </w:rPr>
         <w:t xml:space="preserve">I used at least two math words.</w:t>
-      </w:r>
-      <w:r>
-        <w:rPr>
-          <w:i/>
-          <w:iCs/>
-          <w:color w:val="5F6F80"/>
-          <w:sz w:val="18"/>
-          <w:szCs w:val="18"/>
-        </w:rPr>
-        <w:br/>
-        <w:t xml:space="preserve">Usé por lo menos dos palabras matemáticas.</w:t>
-      </w:r>
-    </w:p>
-    <w:p>
-      <w:pPr>
-        <w:spacing w:after="80"/>
-      </w:pPr>
-      <w:r>
-        <w:rPr>
-          <w:b/>
-          <w:bCs/>
-          <w:color w:val="1FA6A2"/>
-          <w:sz w:val="22"/>
-          <w:szCs w:val="22"/>
-        </w:rPr>
-        <w:t xml:space="preserve">☐  </w:t>
-      </w:r>
-      <w:r>
-        <w:rPr>
-          <w:sz w:val="20"/>
-          <w:szCs w:val="20"/>
-        </w:rPr>
-        <w:t xml:space="preserve">I reread complete sentences and punctuation.</w:t>
-      </w:r>
-      <w:r>
-        <w:rPr>
-          <w:i/>
-          <w:iCs/>
-          <w:color w:val="5F6F80"/>
-          <w:sz w:val="18"/>
-          <w:szCs w:val="18"/>
-        </w:rPr>
-        <w:br/>
-        <w:t xml:space="preserve">Volví a leer mis oraciones completas y la puntuación.</w:t>
       </w:r>
     </w:p>
     <w:p>
@@ -2737,7 +2268,7 @@
                 <w:sz w:val="22"/>
                 <w:szCs w:val="22"/>
               </w:rPr>
-              <w:t xml:space="preserve">Unit 9 · Lesson 2</w:t>
+              <w:t xml:space="preserve">Football Game Tickets</w:t>
             </w:r>
           </w:p>
           <w:p>
@@ -2749,7 +2280,7 @@
                 <w:sz w:val="21"/>
                 <w:szCs w:val="21"/>
               </w:rPr>
-              <w:t xml:space="preserve">Tickets to a college football game cost $45 each. A table can pair each number of tickets with its total cost, and a graph can show the same pairs as points on a coordinate plane. The Sandia Peak tram in Albuquerque, New Mexico gives a second example: it travels 1,200 feet each minute, and the ascent takes 15 minutes.</w:t>
+              <w:t xml:space="preserve">The ticket shows the cost to attend a college football game. How does the total cost of tickets relate to the number of tickets purchased?</w:t>
             </w:r>
           </w:p>
         </w:tc>
